--- a/二技第115208組-CoLoGrowth-系統簡介.docx
+++ b/二技第115208組-CoLoGrowth-系統簡介.docx
@@ -5,13 +5,13 @@
     <w:p>
       <w:pPr>
         <w:rPr>
-          <w:rFonts w:ascii="微軟正黑體" w:eastAsia="微軟正黑體" w:hAnsi="微軟正黑體"/>
+          <w:rFonts w:eastAsia="標楷體"/>
           <w:shd w:val="clear" w:color="auto" w:fill="FFF2CC"/>
         </w:rPr>
       </w:pPr>
       <w:r>
         <w:rPr>
-          <w:rFonts w:ascii="微軟正黑體" w:eastAsia="微軟正黑體" w:hAnsi="微軟正黑體" w:hint="eastAsia"/>
+          <w:rFonts w:eastAsia="標楷體" w:hint="eastAsia"/>
           <w:sz w:val="32"/>
           <w:szCs w:val="32"/>
         </w:rPr>
@@ -132,14 +132,7 @@
           <w:rFonts w:ascii="Times New Roman" w:eastAsia="標楷體" w:hAnsi="Times New Roman"/>
           <w:sz w:val="28"/>
         </w:rPr>
-        <w:t>指導教師：</w:t>
-      </w:r>
-      <w:r>
-        <w:rPr>
-          <w:rFonts w:ascii="Times New Roman" w:eastAsia="標楷體" w:hAnsi="Times New Roman"/>
-          <w:sz w:val="28"/>
-        </w:rPr>
-        <w:t>林宏仁</w:t>
+        <w:t>指導教師：林宏仁</w:t>
       </w:r>
       <w:r>
         <w:rPr>
@@ -164,6 +157,7 @@
           <w:bottom w:val="thickThinSmallGap" w:sz="24" w:space="0" w:color="auto"/>
         </w:pBdr>
         <w:snapToGrid w:val="0"/>
+        <w:ind w:left="1400" w:hangingChars="500" w:hanging="1400"/>
         <w:jc w:val="both"/>
         <w:rPr>
           <w:rFonts w:ascii="Times New Roman" w:eastAsia="標楷體" w:hAnsi="Times New Roman" w:hint="default"/>
@@ -182,13 +176,29 @@
           <w:rFonts w:ascii="Times New Roman" w:eastAsia="標楷體" w:hAnsi="Times New Roman"/>
           <w:sz w:val="28"/>
         </w:rPr>
-        <w:t>陳思妤</w:t>
+        <w:t>11436031</w:t>
       </w:r>
       <w:r>
         <w:rPr>
           <w:rFonts w:ascii="Times New Roman" w:eastAsia="標楷體" w:hAnsi="Times New Roman"/>
           <w:sz w:val="28"/>
         </w:rPr>
+        <w:t>謝子</w:t>
+      </w:r>
+      <w:proofErr w:type="gramStart"/>
+      <w:r>
+        <w:rPr>
+          <w:rFonts w:ascii="Times New Roman" w:eastAsia="標楷體" w:hAnsi="Times New Roman"/>
+          <w:sz w:val="28"/>
+        </w:rPr>
+        <w:t>祈</w:t>
+      </w:r>
+      <w:proofErr w:type="gramEnd"/>
+      <w:r>
+        <w:rPr>
+          <w:rFonts w:ascii="Times New Roman" w:eastAsia="標楷體" w:hAnsi="Times New Roman"/>
+          <w:sz w:val="28"/>
+        </w:rPr>
         <w:t>、</w:t>
       </w:r>
       <w:r>
@@ -196,13 +206,29 @@
           <w:rFonts w:ascii="Times New Roman" w:eastAsia="標楷體" w:hAnsi="Times New Roman"/>
           <w:sz w:val="28"/>
         </w:rPr>
-        <w:t>楊凱恩</w:t>
+        <w:t>11436032</w:t>
       </w:r>
       <w:r>
         <w:rPr>
           <w:rFonts w:ascii="Times New Roman" w:eastAsia="標楷體" w:hAnsi="Times New Roman"/>
           <w:sz w:val="28"/>
         </w:rPr>
+        <w:t>吳育</w:t>
+      </w:r>
+      <w:proofErr w:type="gramStart"/>
+      <w:r>
+        <w:rPr>
+          <w:rFonts w:ascii="Times New Roman" w:eastAsia="標楷體" w:hAnsi="Times New Roman"/>
+          <w:sz w:val="28"/>
+        </w:rPr>
+        <w:t>臻</w:t>
+      </w:r>
+      <w:proofErr w:type="gramEnd"/>
+      <w:r>
+        <w:rPr>
+          <w:rFonts w:ascii="Times New Roman" w:eastAsia="標楷體" w:hAnsi="Times New Roman"/>
+          <w:sz w:val="28"/>
+        </w:rPr>
         <w:t>、</w:t>
       </w:r>
       <w:r>
@@ -210,54 +236,43 @@
           <w:rFonts w:ascii="Times New Roman" w:eastAsia="標楷體" w:hAnsi="Times New Roman"/>
           <w:sz w:val="28"/>
         </w:rPr>
+        <w:t>11056018</w:t>
+      </w:r>
+      <w:r>
+        <w:rPr>
+          <w:rFonts w:ascii="Times New Roman" w:eastAsia="標楷體" w:hAnsi="Times New Roman"/>
+          <w:sz w:val="28"/>
+        </w:rPr>
+        <w:t>楊凱恩、</w:t>
+      </w:r>
+      <w:r>
+        <w:rPr>
+          <w:rFonts w:ascii="Times New Roman" w:eastAsia="標楷體" w:hAnsi="Times New Roman"/>
+          <w:sz w:val="28"/>
+        </w:rPr>
+        <w:t>11056022</w:t>
+      </w:r>
+      <w:r>
+        <w:rPr>
+          <w:rFonts w:ascii="Times New Roman" w:eastAsia="標楷體" w:hAnsi="Times New Roman"/>
+          <w:sz w:val="28"/>
+        </w:rPr>
+        <w:t>陳思妤、</w:t>
+      </w:r>
+      <w:r>
+        <w:rPr>
+          <w:rFonts w:ascii="Times New Roman" w:eastAsia="標楷體" w:hAnsi="Times New Roman"/>
+          <w:sz w:val="28"/>
+        </w:rPr>
+        <w:t>11056044</w:t>
+      </w:r>
+      <w:r>
+        <w:rPr>
+          <w:rFonts w:ascii="Times New Roman" w:eastAsia="標楷體" w:hAnsi="Times New Roman"/>
+          <w:sz w:val="28"/>
+        </w:rPr>
         <w:t>李佳穎</w:t>
       </w:r>
-      <w:r>
-        <w:rPr>
-          <w:rFonts w:ascii="Times New Roman" w:eastAsia="標楷體" w:hAnsi="Times New Roman"/>
-          <w:sz w:val="28"/>
-        </w:rPr>
-        <w:t>、</w:t>
-      </w:r>
-      <w:r>
-        <w:rPr>
-          <w:rFonts w:ascii="Times New Roman" w:eastAsia="標楷體" w:hAnsi="Times New Roman"/>
-          <w:sz w:val="28"/>
-        </w:rPr>
-        <w:t>謝子</w:t>
-      </w:r>
-      <w:proofErr w:type="gramStart"/>
-      <w:r>
-        <w:rPr>
-          <w:rFonts w:ascii="Times New Roman" w:eastAsia="標楷體" w:hAnsi="Times New Roman"/>
-          <w:sz w:val="28"/>
-        </w:rPr>
-        <w:t>祈</w:t>
-      </w:r>
-      <w:proofErr w:type="gramEnd"/>
-      <w:r>
-        <w:rPr>
-          <w:rFonts w:ascii="Times New Roman" w:eastAsia="標楷體" w:hAnsi="Times New Roman"/>
-          <w:sz w:val="28"/>
-        </w:rPr>
-        <w:t>、</w:t>
-      </w:r>
-      <w:r>
-        <w:rPr>
-          <w:rFonts w:ascii="Times New Roman" w:eastAsia="標楷體" w:hAnsi="Times New Roman"/>
-          <w:sz w:val="28"/>
-        </w:rPr>
-        <w:t>吳育</w:t>
-      </w:r>
-      <w:proofErr w:type="gramStart"/>
-      <w:r>
-        <w:rPr>
-          <w:rFonts w:ascii="Times New Roman" w:eastAsia="標楷體" w:hAnsi="Times New Roman"/>
-          <w:sz w:val="28"/>
-        </w:rPr>
-        <w:t>臻</w:t>
-      </w:r>
-      <w:proofErr w:type="gramEnd"/>
     </w:p>
     <w:p>
       <w:pPr>
@@ -290,94 +305,170 @@
     <w:p>
       <w:pPr>
         <w:pStyle w:val="Web"/>
-        <w:spacing w:before="0" w:beforeAutospacing="0"/>
+        <w:spacing w:before="0" w:beforeAutospacing="0" w:after="0" w:afterAutospacing="0"/>
         <w:ind w:left="480" w:firstLine="480"/>
         <w:rPr>
-          <w:rFonts w:ascii="標楷體" w:eastAsia="標楷體" w:hAnsi="標楷體" w:cs="Arial"/>
-        </w:rPr>
-      </w:pPr>
-      <w:r>
-        <w:rPr>
-          <w:rFonts w:ascii="標楷體" w:eastAsia="標楷體" w:hAnsi="標楷體" w:cs="Arial"/>
+          <w:rFonts w:ascii="Times New Roman" w:eastAsia="標楷體" w:hAnsi="Times New Roman" w:cs="Arial"/>
+        </w:rPr>
+      </w:pPr>
+      <w:r>
+        <w:rPr>
+          <w:rFonts w:ascii="Times New Roman" w:eastAsia="標楷體" w:hAnsi="Times New Roman" w:cs="Arial"/>
         </w:rPr>
         <w:t>隨著現代科技</w:t>
       </w:r>
       <w:proofErr w:type="gramStart"/>
       <w:r>
         <w:rPr>
-          <w:rFonts w:ascii="標楷體" w:eastAsia="標楷體" w:hAnsi="標楷體" w:cs="Arial"/>
+          <w:rFonts w:ascii="Times New Roman" w:eastAsia="標楷體" w:hAnsi="Times New Roman" w:cs="Arial"/>
         </w:rPr>
         <w:t>普及，</w:t>
       </w:r>
       <w:proofErr w:type="gramEnd"/>
       <w:r>
         <w:rPr>
-          <w:rFonts w:ascii="標楷體" w:eastAsia="標楷體" w:hAnsi="標楷體" w:cs="Arial"/>
-        </w:rPr>
-        <w:t>新手父母在</w:t>
+          <w:rFonts w:ascii="Times New Roman" w:eastAsia="標楷體" w:hAnsi="Times New Roman" w:cs="Arial"/>
+        </w:rPr>
+        <w:t>新手</w:t>
+      </w:r>
+      <w:r>
+        <w:rPr>
+          <w:rFonts w:ascii="Times New Roman" w:eastAsia="標楷體" w:hAnsi="Times New Roman" w:cs="Arial" w:hint="eastAsia"/>
+        </w:rPr>
+        <w:t>爸媽</w:t>
+      </w:r>
+      <w:r>
+        <w:rPr>
+          <w:rFonts w:ascii="Times New Roman" w:eastAsia="標楷體" w:hAnsi="Times New Roman" w:cs="Arial"/>
+        </w:rPr>
+        <w:t>在</w:t>
       </w:r>
       <w:proofErr w:type="gramStart"/>
       <w:r>
         <w:rPr>
-          <w:rFonts w:ascii="標楷體" w:eastAsia="標楷體" w:hAnsi="標楷體" w:cs="Arial"/>
+          <w:rFonts w:ascii="Times New Roman" w:eastAsia="標楷體" w:hAnsi="Times New Roman" w:cs="Arial"/>
         </w:rPr>
         <w:t>懷孕至育兒</w:t>
       </w:r>
       <w:proofErr w:type="gramEnd"/>
       <w:r>
         <w:rPr>
-          <w:rFonts w:ascii="標楷體" w:eastAsia="標楷體" w:hAnsi="標楷體" w:cs="Arial"/>
-        </w:rPr>
-        <w:t>階段卻仍普遍缺乏相關經驗，且傳統多以紙本方式進行紀錄，不僅難以即時回饋與有效管理，也不利於資料的長期保存。</w:t>
-      </w:r>
-    </w:p>
-    <w:p>
-      <w:pPr>
-        <w:pStyle w:val="Web"/>
-        <w:spacing w:before="0" w:beforeAutospacing="0"/>
+          <w:rFonts w:ascii="Times New Roman" w:eastAsia="標楷體" w:hAnsi="Times New Roman" w:cs="Arial"/>
+        </w:rPr>
+        <w:t>階段雖可透過各種數位工具獲取資訊，但由於相關經驗不足，仍常面臨資訊分散、紀錄方式不一致及資料管理困難等問題。市面上的孕期與育兒應用程式多半各自獨立，導致使用者在不同階段需頻繁切換平台，不僅增加使用負擔，也不利於資料的整合與長期保存。</w:t>
+      </w:r>
+    </w:p>
+    <w:p>
+      <w:pPr>
+        <w:pStyle w:val="Web"/>
+        <w:spacing w:before="0" w:beforeAutospacing="0" w:after="0" w:afterAutospacing="0"/>
         <w:ind w:left="480" w:firstLine="480"/>
         <w:rPr>
-          <w:rFonts w:ascii="標楷體" w:eastAsia="標楷體" w:hAnsi="標楷體" w:cs="Arial"/>
-        </w:rPr>
-      </w:pPr>
-      <w:r>
-        <w:rPr>
-          <w:rFonts w:ascii="標楷體" w:eastAsia="標楷體" w:hAnsi="標楷體" w:cs="Arial"/>
+          <w:rFonts w:ascii="Times New Roman" w:eastAsia="標楷體" w:hAnsi="Times New Roman" w:cs="Arial"/>
+        </w:rPr>
+      </w:pPr>
+      <w:r>
+        <w:rPr>
+          <w:rFonts w:ascii="Times New Roman" w:eastAsia="標楷體" w:hAnsi="Times New Roman" w:cs="Arial"/>
         </w:rPr>
         <w:t>本系統旨在解決市面上孕期與育兒</w:t>
       </w:r>
       <w:r>
         <w:rPr>
-          <w:rFonts w:ascii="標楷體" w:eastAsia="標楷體" w:hAnsi="標楷體" w:cs="Arial" w:hint="eastAsia"/>
+          <w:rFonts w:ascii="Times New Roman" w:eastAsia="標楷體" w:hAnsi="Times New Roman" w:cs="Arial" w:hint="eastAsia"/>
         </w:rPr>
         <w:t>應用程式使用</w:t>
       </w:r>
       <w:r>
         <w:rPr>
-          <w:rFonts w:ascii="標楷體" w:eastAsia="標楷體" w:hAnsi="標楷體" w:cs="Arial"/>
-        </w:rPr>
-        <w:t>破碎、資料無法延續的痛點。我們以普及率極高的 LINE 官方帳號為主要媒介，打造一站式數位平台，陪伴使用者從懷孕階段無</w:t>
+          <w:rFonts w:ascii="Times New Roman" w:eastAsia="標楷體" w:hAnsi="Times New Roman" w:cs="Arial"/>
+        </w:rPr>
+        <w:t>破碎、資料無法延續的痛點。我們以普及率極高的</w:t>
+      </w:r>
+      <w:r>
+        <w:rPr>
+          <w:rFonts w:ascii="Times New Roman" w:eastAsia="標楷體" w:hAnsi="Times New Roman" w:cs="Arial"/>
+        </w:rPr>
+        <w:t xml:space="preserve"> LINE </w:t>
+      </w:r>
+      <w:r>
+        <w:rPr>
+          <w:rFonts w:ascii="Times New Roman" w:eastAsia="標楷體" w:hAnsi="Times New Roman" w:cs="Arial"/>
+        </w:rPr>
+        <w:t>官方帳號為主要媒介，打造一站式數位平台，陪伴使用者從懷孕階段無</w:t>
       </w:r>
       <w:proofErr w:type="gramStart"/>
       <w:r>
         <w:rPr>
-          <w:rFonts w:ascii="標楷體" w:eastAsia="標楷體" w:hAnsi="標楷體" w:cs="Arial"/>
+          <w:rFonts w:ascii="Times New Roman" w:eastAsia="標楷體" w:hAnsi="Times New Roman" w:cs="Arial"/>
         </w:rPr>
         <w:t>縫接軌至</w:t>
       </w:r>
       <w:proofErr w:type="gramEnd"/>
       <w:r>
         <w:rPr>
-          <w:rFonts w:ascii="標楷體" w:eastAsia="標楷體" w:hAnsi="標楷體" w:cs="Arial"/>
-        </w:rPr>
-        <w:t>0-3歲嬰幼兒成長，並結合 AI 技術，提供新手父母即時、專業且便利的智慧育兒協助</w:t>
-      </w:r>
-      <w:r>
-        <w:rPr>
-          <w:rFonts w:ascii="標楷體" w:eastAsia="標楷體" w:hAnsi="標楷體" w:cs="Arial" w:hint="eastAsia"/>
+          <w:rFonts w:ascii="Times New Roman" w:eastAsia="標楷體" w:hAnsi="Times New Roman" w:cs="Arial"/>
+        </w:rPr>
+        <w:t>0-3</w:t>
+      </w:r>
+      <w:r>
+        <w:rPr>
+          <w:rFonts w:ascii="Times New Roman" w:eastAsia="標楷體" w:hAnsi="Times New Roman" w:cs="Arial"/>
+        </w:rPr>
+        <w:t>歲嬰幼兒成長，並結合</w:t>
+      </w:r>
+      <w:r>
+        <w:rPr>
+          <w:rFonts w:ascii="Times New Roman" w:eastAsia="標楷體" w:hAnsi="Times New Roman" w:cs="Arial"/>
+        </w:rPr>
+        <w:t xml:space="preserve"> </w:t>
+      </w:r>
+      <w:r>
+        <w:rPr>
+          <w:rFonts w:ascii="Times New Roman" w:eastAsia="標楷體" w:hAnsi="Times New Roman" w:cs="Arial" w:hint="eastAsia"/>
+        </w:rPr>
+        <w:t>RAG</w:t>
+      </w:r>
+      <w:r>
+        <w:rPr>
+          <w:rFonts w:ascii="Times New Roman" w:eastAsia="標楷體" w:hAnsi="Times New Roman" w:cs="Arial"/>
+        </w:rPr>
+        <w:t xml:space="preserve"> </w:t>
+      </w:r>
+      <w:r>
+        <w:rPr>
+          <w:rFonts w:ascii="Times New Roman" w:eastAsia="標楷體" w:hAnsi="Times New Roman" w:cs="Arial"/>
+        </w:rPr>
+        <w:t>技術，提供新手</w:t>
+      </w:r>
+      <w:r>
+        <w:rPr>
+          <w:rFonts w:ascii="Times New Roman" w:eastAsia="標楷體" w:hAnsi="Times New Roman" w:cs="Arial" w:hint="eastAsia"/>
+        </w:rPr>
+        <w:t>爸媽</w:t>
+      </w:r>
+      <w:r>
+        <w:rPr>
+          <w:rFonts w:ascii="Times New Roman" w:eastAsia="標楷體" w:hAnsi="Times New Roman" w:cs="Arial"/>
+        </w:rPr>
+        <w:t>即時、專業且便利的智慧育兒協助</w:t>
+      </w:r>
+      <w:r>
+        <w:rPr>
+          <w:rFonts w:ascii="Times New Roman" w:eastAsia="標楷體" w:hAnsi="Times New Roman" w:cs="Arial" w:hint="eastAsia"/>
         </w:rPr>
         <w:t>。</w:t>
       </w:r>
+    </w:p>
+    <w:p>
+      <w:pPr>
+        <w:pStyle w:val="Web"/>
+        <w:spacing w:before="0" w:beforeAutospacing="0" w:after="0" w:afterAutospacing="0"/>
+        <w:ind w:left="480" w:firstLine="480"/>
+        <w:rPr>
+          <w:rFonts w:ascii="Times New Roman" w:eastAsia="標楷體" w:hAnsi="Times New Roman" w:cs="Arial"/>
+        </w:rPr>
+      </w:pPr>
     </w:p>
     <w:p>
       <w:pPr>
@@ -410,91 +501,103 @@
     <w:p>
       <w:pPr>
         <w:pStyle w:val="Web"/>
-        <w:spacing w:before="0" w:beforeAutospacing="0"/>
+        <w:spacing w:before="0" w:beforeAutospacing="0" w:after="0" w:afterAutospacing="0"/>
         <w:ind w:left="480"/>
         <w:rPr>
-          <w:rFonts w:ascii="標楷體" w:eastAsia="標楷體" w:hAnsi="標楷體" w:cs="Arial"/>
-        </w:rPr>
-      </w:pPr>
-      <w:r>
-        <w:rPr>
-          <w:rFonts w:ascii="標楷體" w:eastAsia="標楷體" w:hAnsi="標楷體" w:cs="Arial" w:hint="eastAsia"/>
+          <w:rFonts w:ascii="Times New Roman" w:eastAsia="標楷體" w:hAnsi="Times New Roman" w:cs="Arial"/>
+        </w:rPr>
+      </w:pPr>
+      <w:r>
+        <w:rPr>
+          <w:rFonts w:ascii="Times New Roman" w:eastAsia="標楷體" w:hAnsi="Times New Roman" w:cs="Arial" w:hint="eastAsia"/>
         </w:rPr>
         <w:t>1.</w:t>
       </w:r>
       <w:r>
         <w:rPr>
-          <w:rFonts w:ascii="標楷體" w:eastAsia="標楷體" w:hAnsi="標楷體" w:cs="Arial" w:hint="eastAsia"/>
-        </w:rPr>
-        <w:t>跨階段一站式紀錄：整合孕期</w:t>
-      </w:r>
-      <w:r>
-        <w:rPr>
-          <w:rFonts w:ascii="標楷體" w:eastAsia="標楷體" w:hAnsi="標楷體" w:cs="Arial" w:hint="eastAsia"/>
-        </w:rPr>
-        <w:t>期間媽媽日記</w:t>
-      </w:r>
-      <w:r>
-        <w:rPr>
-          <w:rFonts w:ascii="標楷體" w:eastAsia="標楷體" w:hAnsi="標楷體" w:cs="Arial" w:hint="eastAsia"/>
-        </w:rPr>
-        <w:t>與寶寶成長數據。</w:t>
-      </w:r>
-    </w:p>
-    <w:p>
-      <w:pPr>
-        <w:pStyle w:val="Web"/>
-        <w:spacing w:before="0" w:beforeAutospacing="0"/>
+          <w:rFonts w:ascii="Times New Roman" w:eastAsia="標楷體" w:hAnsi="Times New Roman" w:cs="Arial" w:hint="eastAsia"/>
+        </w:rPr>
+        <w:t>跨階段一站式</w:t>
+      </w:r>
+      <w:r>
+        <w:rPr>
+          <w:rFonts w:ascii="Times New Roman" w:eastAsia="標楷體" w:hAnsi="Times New Roman" w:cs="Arial" w:hint="eastAsia"/>
+        </w:rPr>
+        <w:t>整合平台</w:t>
+      </w:r>
+      <w:r>
+        <w:rPr>
+          <w:rFonts w:ascii="Times New Roman" w:eastAsia="標楷體" w:hAnsi="Times New Roman" w:cs="Arial" w:hint="eastAsia"/>
+        </w:rPr>
+        <w:t>：整合孕期期間媽媽日記與寶寶成長數據。</w:t>
+      </w:r>
+    </w:p>
+    <w:p>
+      <w:pPr>
+        <w:pStyle w:val="Web"/>
+        <w:spacing w:before="0" w:beforeAutospacing="0" w:after="0" w:afterAutospacing="0"/>
         <w:ind w:left="480"/>
         <w:rPr>
-          <w:rFonts w:ascii="標楷體" w:eastAsia="標楷體" w:hAnsi="標楷體" w:cs="Arial"/>
-        </w:rPr>
-      </w:pPr>
-      <w:r>
-        <w:rPr>
-          <w:rFonts w:ascii="標楷體" w:eastAsia="標楷體" w:hAnsi="標楷體" w:cs="Arial" w:hint="eastAsia"/>
-        </w:rPr>
-        <w:t xml:space="preserve">2.Growth </w:t>
-      </w:r>
-      <w:r>
-        <w:rPr>
-          <w:rFonts w:ascii="標楷體" w:eastAsia="標楷體" w:hAnsi="標楷體" w:cs="Arial" w:hint="eastAsia"/>
-        </w:rPr>
-        <w:t>AI：利用 AI 機器人即時解答育兒</w:t>
+          <w:rFonts w:ascii="Times New Roman" w:eastAsia="標楷體" w:hAnsi="Times New Roman" w:cs="Arial"/>
+        </w:rPr>
+      </w:pPr>
+      <w:r>
+        <w:rPr>
+          <w:rFonts w:ascii="Times New Roman" w:eastAsia="標楷體" w:hAnsi="Times New Roman" w:cs="Arial" w:hint="eastAsia"/>
+        </w:rPr>
+        <w:t>2.Growth AI</w:t>
+      </w:r>
+      <w:r>
+        <w:rPr>
+          <w:rFonts w:ascii="Times New Roman" w:eastAsia="標楷體" w:hAnsi="Times New Roman" w:cs="Arial" w:hint="eastAsia"/>
+        </w:rPr>
+        <w:t>：利用</w:t>
+      </w:r>
+      <w:r>
+        <w:rPr>
+          <w:rFonts w:ascii="Times New Roman" w:eastAsia="標楷體" w:hAnsi="Times New Roman" w:cs="Arial" w:hint="eastAsia"/>
+        </w:rPr>
+        <w:t xml:space="preserve"> AI </w:t>
+      </w:r>
+      <w:r>
+        <w:rPr>
+          <w:rFonts w:ascii="Times New Roman" w:eastAsia="標楷體" w:hAnsi="Times New Roman" w:cs="Arial" w:hint="eastAsia"/>
+        </w:rPr>
+        <w:t>機器人即時解答育兒</w:t>
       </w:r>
       <w:proofErr w:type="gramStart"/>
       <w:r>
         <w:rPr>
-          <w:rFonts w:ascii="標楷體" w:eastAsia="標楷體" w:hAnsi="標楷體" w:cs="Arial" w:hint="eastAsia"/>
+          <w:rFonts w:ascii="Times New Roman" w:eastAsia="標楷體" w:hAnsi="Times New Roman" w:cs="Arial" w:hint="eastAsia"/>
         </w:rPr>
         <w:t>與孕產</w:t>
       </w:r>
       <w:proofErr w:type="gramEnd"/>
       <w:r>
         <w:rPr>
-          <w:rFonts w:ascii="標楷體" w:eastAsia="標楷體" w:hAnsi="標楷體" w:cs="Arial" w:hint="eastAsia"/>
-        </w:rPr>
-        <w:t>疑問。</w:t>
-      </w:r>
-    </w:p>
-    <w:p>
-      <w:pPr>
-        <w:pStyle w:val="Web"/>
-        <w:spacing w:before="0" w:beforeAutospacing="0"/>
+          <w:rFonts w:ascii="Times New Roman" w:eastAsia="標楷體" w:hAnsi="Times New Roman" w:cs="Arial" w:hint="eastAsia"/>
+        </w:rPr>
+        <w:t>時的疑問。</w:t>
+      </w:r>
+    </w:p>
+    <w:p>
+      <w:pPr>
+        <w:pStyle w:val="Web"/>
+        <w:spacing w:before="0" w:beforeAutospacing="0" w:after="0" w:afterAutospacing="0"/>
         <w:ind w:left="480"/>
         <w:rPr>
-          <w:rFonts w:ascii="標楷體" w:eastAsia="標楷體" w:hAnsi="標楷體" w:cs="Arial"/>
-        </w:rPr>
-      </w:pPr>
-      <w:r>
-        <w:rPr>
-          <w:rFonts w:ascii="標楷體" w:eastAsia="標楷體" w:hAnsi="標楷體" w:cs="Arial" w:hint="eastAsia"/>
+          <w:rFonts w:ascii="Times New Roman" w:eastAsia="標楷體" w:hAnsi="Times New Roman" w:cs="Arial"/>
+        </w:rPr>
+      </w:pPr>
+      <w:r>
+        <w:rPr>
+          <w:rFonts w:ascii="Times New Roman" w:eastAsia="標楷體" w:hAnsi="Times New Roman" w:cs="Arial" w:hint="eastAsia"/>
         </w:rPr>
         <w:t>3.</w:t>
       </w:r>
       <w:r>
         <w:rPr>
-          <w:rFonts w:ascii="標楷體" w:eastAsia="標楷體" w:hAnsi="標楷體" w:cs="Arial" w:hint="eastAsia"/>
+          <w:rFonts w:ascii="Times New Roman" w:eastAsia="標楷體" w:hAnsi="Times New Roman" w:cs="Arial" w:hint="eastAsia"/>
         </w:rPr>
         <w:t>協助者功能：設計專屬功能，讓協助者參與過程，提升家庭整體參與感。</w:t>
       </w:r>
@@ -502,93 +605,79 @@
     <w:p>
       <w:pPr>
         <w:pStyle w:val="Web"/>
-        <w:spacing w:before="0" w:beforeAutospacing="0"/>
-        <w:rPr>
-          <w:rFonts w:ascii="標楷體" w:eastAsia="標楷體" w:hAnsi="標楷體" w:cs="Arial"/>
-        </w:rPr>
-      </w:pPr>
-      <w:r>
-        <w:rPr>
-          <w:rFonts w:ascii="標楷體" w:eastAsia="標楷體" w:hAnsi="標楷體" w:cs="Arial" w:hint="eastAsia"/>
+        <w:spacing w:before="0" w:beforeAutospacing="0" w:after="0" w:afterAutospacing="0"/>
+        <w:rPr>
+          <w:rFonts w:ascii="Times New Roman" w:eastAsia="標楷體" w:hAnsi="Times New Roman" w:cs="Arial"/>
+        </w:rPr>
+      </w:pPr>
+      <w:r>
+        <w:rPr>
+          <w:rFonts w:ascii="Times New Roman" w:eastAsia="標楷體" w:hAnsi="Times New Roman" w:cs="Arial" w:hint="eastAsia"/>
         </w:rPr>
         <w:t xml:space="preserve"> </w:t>
       </w:r>
       <w:r>
         <w:rPr>
-          <w:rFonts w:ascii="標楷體" w:eastAsia="標楷體" w:hAnsi="標楷體" w:cs="Arial"/>
+          <w:rFonts w:ascii="Times New Roman" w:eastAsia="標楷體" w:hAnsi="Times New Roman" w:cs="Arial"/>
         </w:rPr>
         <w:tab/>
       </w:r>
       <w:r>
         <w:rPr>
-          <w:rFonts w:ascii="標楷體" w:eastAsia="標楷體" w:hAnsi="標楷體" w:cs="Arial" w:hint="eastAsia"/>
+          <w:rFonts w:ascii="Times New Roman" w:eastAsia="標楷體" w:hAnsi="Times New Roman" w:cs="Arial" w:hint="eastAsia"/>
         </w:rPr>
         <w:t>4.</w:t>
       </w:r>
       <w:r>
         <w:rPr>
-          <w:rFonts w:ascii="標楷體" w:eastAsia="標楷體" w:hAnsi="標楷體" w:cs="Arial" w:hint="eastAsia"/>
-        </w:rPr>
-        <w:t>數據視覺化圖表：將</w:t>
-      </w:r>
-      <w:r>
-        <w:rPr>
-          <w:rFonts w:ascii="標楷體" w:eastAsia="標楷體" w:hAnsi="標楷體" w:cs="Arial" w:hint="eastAsia"/>
-        </w:rPr>
-        <w:t>身體數據以</w:t>
-      </w:r>
-      <w:r>
-        <w:rPr>
-          <w:rFonts w:ascii="標楷體" w:eastAsia="標楷體" w:hAnsi="標楷體" w:cs="Arial" w:hint="eastAsia"/>
-        </w:rPr>
-        <w:t>曲線圖表化</w:t>
-      </w:r>
-      <w:r>
-        <w:rPr>
-          <w:rFonts w:ascii="標楷體" w:eastAsia="標楷體" w:hAnsi="標楷體" w:cs="Arial" w:hint="eastAsia"/>
-        </w:rPr>
-        <w:t>方式呈現</w:t>
-      </w:r>
-      <w:r>
-        <w:rPr>
-          <w:rFonts w:ascii="標楷體" w:eastAsia="標楷體" w:hAnsi="標楷體" w:cs="Arial" w:hint="eastAsia"/>
-        </w:rPr>
-        <w:t>，便於</w:t>
-      </w:r>
-      <w:r>
-        <w:rPr>
-          <w:rFonts w:ascii="標楷體" w:eastAsia="標楷體" w:hAnsi="標楷體" w:cs="Arial" w:hint="eastAsia"/>
-        </w:rPr>
-        <w:t>視覺化觀察</w:t>
-      </w:r>
-      <w:r>
-        <w:rPr>
-          <w:rFonts w:ascii="標楷體" w:eastAsia="標楷體" w:hAnsi="標楷體" w:cs="Arial" w:hint="eastAsia"/>
-        </w:rPr>
-        <w:t>。</w:t>
-      </w:r>
-    </w:p>
-    <w:p>
-      <w:pPr>
-        <w:pStyle w:val="Web"/>
-        <w:spacing w:before="0" w:beforeAutospacing="0"/>
+          <w:rFonts w:ascii="Times New Roman" w:eastAsia="標楷體" w:hAnsi="Times New Roman" w:cs="Arial" w:hint="eastAsia"/>
+        </w:rPr>
+        <w:t>數據視覺化圖表：將身體數據以</w:t>
+      </w:r>
+      <w:r>
+        <w:rPr>
+          <w:rFonts w:ascii="Times New Roman" w:eastAsia="標楷體" w:hAnsi="Times New Roman" w:cs="Arial" w:hint="eastAsia"/>
+        </w:rPr>
+        <w:t>折線圖</w:t>
+      </w:r>
+      <w:r>
+        <w:rPr>
+          <w:rFonts w:ascii="Times New Roman" w:eastAsia="標楷體" w:hAnsi="Times New Roman" w:cs="Arial" w:hint="eastAsia"/>
+        </w:rPr>
+        <w:t>表化方式呈現，便於視覺化觀察。</w:t>
+      </w:r>
+    </w:p>
+    <w:p>
+      <w:pPr>
+        <w:pStyle w:val="Web"/>
+        <w:spacing w:before="0" w:beforeAutospacing="0" w:after="0" w:afterAutospacing="0"/>
         <w:ind w:left="480"/>
         <w:rPr>
-          <w:rFonts w:ascii="標楷體" w:eastAsia="標楷體" w:hAnsi="標楷體" w:cs="Arial"/>
-        </w:rPr>
-      </w:pPr>
-      <w:r>
-        <w:rPr>
-          <w:rFonts w:ascii="標楷體" w:eastAsia="標楷體" w:hAnsi="標楷體" w:cs="Arial" w:hint="eastAsia"/>
+          <w:rFonts w:ascii="Times New Roman" w:eastAsia="標楷體" w:hAnsi="Times New Roman" w:cs="Arial"/>
+        </w:rPr>
+      </w:pPr>
+      <w:r>
+        <w:rPr>
+          <w:rFonts w:ascii="Times New Roman" w:eastAsia="標楷體" w:hAnsi="Times New Roman" w:cs="Arial" w:hint="eastAsia"/>
         </w:rPr>
         <w:t>5.</w:t>
       </w:r>
       <w:r>
         <w:rPr>
-          <w:rFonts w:ascii="標楷體" w:eastAsia="標楷體" w:hAnsi="標楷體" w:cs="Arial" w:hint="eastAsia"/>
+          <w:rFonts w:ascii="Times New Roman" w:eastAsia="標楷體" w:hAnsi="Times New Roman" w:cs="Arial" w:hint="eastAsia"/>
         </w:rPr>
         <w:t>嬰幼兒成長回顧：雲端相簿功能，依月份或年度進行回顧，留存珍貴回憶。</w:t>
       </w:r>
+    </w:p>
+    <w:p>
+      <w:pPr>
+        <w:pStyle w:val="Web"/>
+        <w:spacing w:before="0" w:beforeAutospacing="0" w:after="0" w:afterAutospacing="0"/>
+        <w:ind w:left="480"/>
+        <w:rPr>
+          <w:rFonts w:ascii="Times New Roman" w:eastAsia="標楷體" w:hAnsi="Times New Roman" w:cs="Arial"/>
+        </w:rPr>
+      </w:pPr>
     </w:p>
     <w:p>
       <w:pPr>
@@ -621,78 +710,124 @@
     <w:p>
       <w:pPr>
         <w:pStyle w:val="Web"/>
-        <w:spacing w:before="0" w:beforeAutospacing="0"/>
+        <w:spacing w:before="0" w:beforeAutospacing="0" w:after="0" w:afterAutospacing="0"/>
         <w:ind w:left="480"/>
         <w:rPr>
-          <w:rFonts w:ascii="標楷體" w:eastAsia="標楷體" w:hAnsi="標楷體" w:cs="Arial"/>
-        </w:rPr>
-      </w:pPr>
-      <w:r>
-        <w:rPr>
-          <w:rFonts w:ascii="標楷體" w:eastAsia="標楷體" w:hAnsi="標楷體" w:cs="Arial" w:hint="eastAsia"/>
-        </w:rPr>
-        <w:t>主要使用者：孕婦、新手媽媽</w:t>
-      </w:r>
-      <w:r>
-        <w:rPr>
-          <w:rFonts w:ascii="標楷體" w:eastAsia="標楷體" w:hAnsi="標楷體" w:cs="Arial" w:hint="eastAsia"/>
+          <w:rFonts w:ascii="Times New Roman" w:eastAsia="標楷體" w:hAnsi="Times New Roman" w:cs="Arial"/>
+        </w:rPr>
+      </w:pPr>
+      <w:r>
+        <w:rPr>
+          <w:rFonts w:ascii="Times New Roman" w:eastAsia="標楷體" w:hAnsi="Times New Roman" w:cs="Arial" w:hint="eastAsia"/>
+        </w:rPr>
+        <w:t>主要使用者</w:t>
+      </w:r>
+      <w:r>
+        <w:rPr>
+          <w:rFonts w:ascii="Times New Roman" w:eastAsia="標楷體" w:hAnsi="Times New Roman" w:cs="Arial" w:hint="eastAsia"/>
         </w:rPr>
         <w:t>(</w:t>
       </w:r>
+      <w:r>
+        <w:rPr>
+          <w:rFonts w:ascii="Times New Roman" w:eastAsia="標楷體" w:hAnsi="Times New Roman" w:cs="Arial" w:hint="eastAsia"/>
+        </w:rPr>
+        <w:t>養育者</w:t>
+      </w:r>
+      <w:r>
+        <w:rPr>
+          <w:rFonts w:ascii="Times New Roman" w:eastAsia="標楷體" w:hAnsi="Times New Roman" w:cs="Arial" w:hint="eastAsia"/>
+        </w:rPr>
+        <w:t>)</w:t>
+      </w:r>
+      <w:r>
+        <w:rPr>
+          <w:rFonts w:ascii="Times New Roman" w:eastAsia="標楷體" w:hAnsi="Times New Roman" w:cs="Arial" w:hint="eastAsia"/>
+        </w:rPr>
+        <w:t>：孕婦、新手媽媽</w:t>
+      </w:r>
+      <w:r>
+        <w:rPr>
+          <w:rFonts w:ascii="Times New Roman" w:eastAsia="標楷體" w:hAnsi="Times New Roman" w:cs="Arial" w:hint="eastAsia"/>
+        </w:rPr>
+        <w:t>，</w:t>
+      </w:r>
       <w:proofErr w:type="gramStart"/>
       <w:r>
         <w:rPr>
-          <w:rFonts w:ascii="標楷體" w:eastAsia="標楷體" w:hAnsi="標楷體" w:cs="Arial" w:hint="eastAsia"/>
+          <w:rFonts w:ascii="Times New Roman" w:eastAsia="標楷體" w:hAnsi="Times New Roman" w:cs="Arial" w:hint="eastAsia"/>
         </w:rPr>
         <w:t>有孕產紀錄</w:t>
       </w:r>
       <w:proofErr w:type="gramEnd"/>
       <w:r>
         <w:rPr>
-          <w:rFonts w:ascii="標楷體" w:eastAsia="標楷體" w:hAnsi="標楷體" w:cs="Arial" w:hint="eastAsia"/>
-        </w:rPr>
-        <w:t>、衛教查詢與降低焦慮需求者</w:t>
-      </w:r>
-      <w:r>
-        <w:rPr>
-          <w:rFonts w:ascii="標楷體" w:eastAsia="標楷體" w:hAnsi="標楷體" w:cs="Arial" w:hint="eastAsia"/>
+          <w:rFonts w:ascii="Times New Roman" w:eastAsia="標楷體" w:hAnsi="Times New Roman" w:cs="Arial" w:hint="eastAsia"/>
+        </w:rPr>
+        <w:t>、衛教查詢與降低焦慮需求者。</w:t>
+      </w:r>
+    </w:p>
+    <w:p>
+      <w:pPr>
+        <w:pStyle w:val="Web"/>
+        <w:spacing w:before="0" w:beforeAutospacing="0" w:after="0" w:afterAutospacing="0"/>
+        <w:ind w:left="480"/>
+        <w:rPr>
+          <w:rFonts w:ascii="Times New Roman" w:eastAsia="標楷體" w:hAnsi="Times New Roman" w:cs="Arial"/>
+        </w:rPr>
+      </w:pPr>
+      <w:r>
+        <w:rPr>
+          <w:rFonts w:ascii="Times New Roman" w:eastAsia="標楷體" w:hAnsi="Times New Roman" w:cs="Arial" w:hint="eastAsia"/>
+        </w:rPr>
+        <w:t>共同協助者</w:t>
+      </w:r>
+      <w:r>
+        <w:rPr>
+          <w:rFonts w:ascii="Times New Roman" w:eastAsia="標楷體" w:hAnsi="Times New Roman" w:cs="Arial" w:hint="eastAsia"/>
+        </w:rPr>
+        <w:t>(</w:t>
+      </w:r>
+      <w:r>
+        <w:rPr>
+          <w:rFonts w:ascii="Times New Roman" w:eastAsia="標楷體" w:hAnsi="Times New Roman" w:cs="Arial" w:hint="eastAsia"/>
+        </w:rPr>
+        <w:t>協助者</w:t>
+      </w:r>
+      <w:r>
+        <w:rPr>
+          <w:rFonts w:ascii="Times New Roman" w:eastAsia="標楷體" w:hAnsi="Times New Roman" w:cs="Arial" w:hint="eastAsia"/>
         </w:rPr>
         <w:t>)</w:t>
       </w:r>
       <w:r>
         <w:rPr>
-          <w:rFonts w:ascii="標楷體" w:eastAsia="標楷體" w:hAnsi="標楷體" w:cs="Arial" w:hint="eastAsia"/>
-        </w:rPr>
-        <w:t>。</w:t>
-      </w:r>
-    </w:p>
-    <w:p>
-      <w:pPr>
-        <w:pStyle w:val="Web"/>
-        <w:spacing w:before="0" w:beforeAutospacing="0"/>
+          <w:rFonts w:ascii="Times New Roman" w:eastAsia="標楷體" w:hAnsi="Times New Roman" w:cs="Arial" w:hint="eastAsia"/>
+        </w:rPr>
+        <w:t>：伴侶、新手爸爸或主要</w:t>
+      </w:r>
+      <w:r>
+        <w:rPr>
+          <w:rFonts w:ascii="Times New Roman" w:eastAsia="標楷體" w:hAnsi="Times New Roman" w:cs="Arial" w:hint="eastAsia"/>
+        </w:rPr>
+        <w:t>協助之</w:t>
+      </w:r>
+      <w:r>
+        <w:rPr>
+          <w:rFonts w:ascii="Times New Roman" w:eastAsia="標楷體" w:hAnsi="Times New Roman" w:cs="Arial" w:hint="eastAsia"/>
+        </w:rPr>
+        <w:t>家人。</w:t>
+      </w:r>
+    </w:p>
+    <w:p>
+      <w:pPr>
+        <w:pStyle w:val="Web"/>
+        <w:spacing w:before="0" w:beforeAutospacing="0" w:after="0" w:afterAutospacing="0"/>
         <w:ind w:left="480"/>
         <w:rPr>
-          <w:rFonts w:ascii="標楷體" w:eastAsia="標楷體" w:hAnsi="標楷體" w:cs="Arial"/>
-        </w:rPr>
-      </w:pPr>
-      <w:r>
-        <w:rPr>
-          <w:rFonts w:ascii="標楷體" w:eastAsia="標楷體" w:hAnsi="標楷體" w:cs="Arial" w:hint="eastAsia"/>
-        </w:rPr>
-        <w:t>共同</w:t>
-      </w:r>
-      <w:r>
-        <w:rPr>
-          <w:rFonts w:ascii="標楷體" w:eastAsia="標楷體" w:hAnsi="標楷體" w:cs="Arial" w:hint="eastAsia"/>
-        </w:rPr>
-        <w:t>協助者</w:t>
-      </w:r>
-      <w:r>
-        <w:rPr>
-          <w:rFonts w:ascii="標楷體" w:eastAsia="標楷體" w:hAnsi="標楷體" w:cs="Arial" w:hint="eastAsia"/>
-        </w:rPr>
-        <w:t>：伴侶、準爸爸或主要照顧家人（有協同育兒與共同管理行程需求者）。</w:t>
-      </w:r>
+          <w:rFonts w:ascii="Times New Roman" w:eastAsia="標楷體" w:hAnsi="Times New Roman" w:cs="Arial"/>
+        </w:rPr>
+      </w:pPr>
     </w:p>
     <w:p>
       <w:pPr>
@@ -725,75 +860,161 @@
     <w:p>
       <w:pPr>
         <w:pStyle w:val="Web"/>
-        <w:spacing w:before="0" w:beforeAutospacing="0"/>
+        <w:spacing w:before="0" w:beforeAutospacing="0" w:after="0" w:afterAutospacing="0"/>
         <w:ind w:left="480"/>
         <w:rPr>
-          <w:rFonts w:ascii="標楷體" w:eastAsia="標楷體" w:hAnsi="標楷體" w:cs="Arial"/>
-        </w:rPr>
-      </w:pPr>
-      <w:r>
-        <w:rPr>
-          <w:rFonts w:ascii="標楷體" w:eastAsia="標楷體" w:hAnsi="標楷體" w:cs="Arial" w:hint="eastAsia"/>
+          <w:rFonts w:ascii="Times New Roman" w:eastAsia="標楷體" w:hAnsi="Times New Roman" w:cs="Arial"/>
+        </w:rPr>
+      </w:pPr>
+      <w:r>
+        <w:rPr>
+          <w:rFonts w:ascii="Times New Roman" w:eastAsia="標楷體" w:hAnsi="Times New Roman" w:cs="Arial" w:hint="eastAsia"/>
         </w:rPr>
         <w:t>1.</w:t>
       </w:r>
       <w:r>
         <w:rPr>
-          <w:rFonts w:ascii="標楷體" w:eastAsia="標楷體" w:hAnsi="標楷體" w:cs="Arial" w:hint="eastAsia"/>
-        </w:rPr>
-        <w:t>免下載與零學習成本：免裝額外 App，直接在</w:t>
-      </w:r>
-      <w:r>
-        <w:rPr>
-          <w:rFonts w:ascii="標楷體" w:eastAsia="標楷體" w:hAnsi="標楷體" w:cs="Arial" w:hint="eastAsia"/>
-        </w:rPr>
-        <w:t>從</w:t>
-      </w:r>
-      <w:r>
-        <w:rPr>
-          <w:rFonts w:ascii="標楷體" w:eastAsia="標楷體" w:hAnsi="標楷體" w:cs="Arial" w:hint="eastAsia"/>
-        </w:rPr>
-        <w:t xml:space="preserve"> LINE 官方帳號的圖文選單內操作。</w:t>
-      </w:r>
-    </w:p>
-    <w:p>
-      <w:pPr>
-        <w:pStyle w:val="Web"/>
-        <w:spacing w:before="0" w:beforeAutospacing="0"/>
+          <w:rFonts w:ascii="Times New Roman" w:eastAsia="標楷體" w:hAnsi="Times New Roman" w:cs="Arial" w:hint="eastAsia"/>
+        </w:rPr>
+        <w:t>免下載與零學習成本：免裝額外</w:t>
+      </w:r>
+      <w:r>
+        <w:rPr>
+          <w:rFonts w:ascii="Times New Roman" w:eastAsia="標楷體" w:hAnsi="Times New Roman" w:cs="Arial" w:hint="eastAsia"/>
+        </w:rPr>
+        <w:t xml:space="preserve"> App</w:t>
+      </w:r>
+      <w:r>
+        <w:rPr>
+          <w:rFonts w:ascii="Times New Roman" w:eastAsia="標楷體" w:hAnsi="Times New Roman" w:cs="Arial" w:hint="eastAsia"/>
+        </w:rPr>
+        <w:t>，直接從</w:t>
+      </w:r>
+      <w:r>
+        <w:rPr>
+          <w:rFonts w:ascii="Times New Roman" w:eastAsia="標楷體" w:hAnsi="Times New Roman" w:cs="Arial" w:hint="eastAsia"/>
+        </w:rPr>
+        <w:t xml:space="preserve"> LINE </w:t>
+      </w:r>
+      <w:r>
+        <w:rPr>
+          <w:rFonts w:ascii="Times New Roman" w:eastAsia="標楷體" w:hAnsi="Times New Roman" w:cs="Arial" w:hint="eastAsia"/>
+        </w:rPr>
+        <w:t>官方帳號的圖文選單內操作。</w:t>
+      </w:r>
+    </w:p>
+    <w:p>
+      <w:pPr>
+        <w:pStyle w:val="Web"/>
+        <w:spacing w:before="0" w:beforeAutospacing="0" w:after="0" w:afterAutospacing="0"/>
         <w:ind w:left="480"/>
         <w:rPr>
-          <w:rFonts w:ascii="標楷體" w:eastAsia="標楷體" w:hAnsi="標楷體" w:cs="Arial"/>
-        </w:rPr>
-      </w:pPr>
-      <w:r>
-        <w:rPr>
-          <w:rFonts w:ascii="標楷體" w:eastAsia="標楷體" w:hAnsi="標楷體" w:cs="Arial" w:hint="eastAsia"/>
+          <w:rFonts w:ascii="Times New Roman" w:eastAsia="標楷體" w:hAnsi="Times New Roman" w:cs="Arial"/>
+        </w:rPr>
+      </w:pPr>
+      <w:r>
+        <w:rPr>
+          <w:rFonts w:ascii="Times New Roman" w:eastAsia="標楷體" w:hAnsi="Times New Roman" w:cs="Arial" w:hint="eastAsia"/>
         </w:rPr>
         <w:t>2.</w:t>
       </w:r>
       <w:r>
         <w:rPr>
-          <w:rFonts w:ascii="標楷體" w:eastAsia="標楷體" w:hAnsi="標楷體" w:cs="Arial" w:hint="eastAsia"/>
-        </w:rPr>
-        <w:t>生命週期完整接軌：</w:t>
+          <w:rFonts w:ascii="Times New Roman" w:eastAsia="標楷體" w:hAnsi="Times New Roman" w:cs="Arial" w:hint="eastAsia"/>
+        </w:rPr>
+        <w:t>生命週期完整接軌：一站式整合平台，整合孕期到嬰幼兒三歲打破市場現有產品的分裂性。</w:t>
+      </w:r>
+    </w:p>
+    <w:p>
+      <w:pPr>
+        <w:pStyle w:val="Web"/>
+        <w:spacing w:before="0" w:beforeAutospacing="0" w:after="0" w:afterAutospacing="0"/>
+        <w:ind w:left="480"/>
+        <w:rPr>
+          <w:rFonts w:ascii="Times New Roman" w:eastAsia="標楷體" w:hAnsi="Times New Roman" w:cs="Arial"/>
+        </w:rPr>
+      </w:pPr>
+      <w:r>
+        <w:rPr>
+          <w:rFonts w:ascii="Times New Roman" w:eastAsia="標楷體" w:hAnsi="Times New Roman" w:cs="Arial" w:hint="eastAsia"/>
+        </w:rPr>
+        <w:t>3.</w:t>
+      </w:r>
+      <w:r>
+        <w:rPr>
+          <w:rFonts w:ascii="Times New Roman" w:eastAsia="標楷體" w:hAnsi="Times New Roman" w:cs="Arial" w:hint="eastAsia"/>
+        </w:rPr>
+        <w:t>家庭多人協同共享：一人紀錄、全家同步，建立</w:t>
       </w:r>
       <w:proofErr w:type="gramStart"/>
       <w:r>
         <w:rPr>
-          <w:rFonts w:ascii="標楷體" w:eastAsia="標楷體" w:hAnsi="標楷體" w:cs="Arial" w:hint="eastAsia"/>
-        </w:rPr>
-        <w:t>一</w:t>
+          <w:rFonts w:ascii="Times New Roman" w:eastAsia="標楷體" w:hAnsi="Times New Roman" w:cs="Arial" w:hint="eastAsia"/>
+        </w:rPr>
+        <w:t>以胎數</w:t>
       </w:r>
       <w:proofErr w:type="gramEnd"/>
       <w:r>
         <w:rPr>
-          <w:rFonts w:ascii="標楷體" w:eastAsia="標楷體" w:hAnsi="標楷體" w:cs="Arial" w:hint="eastAsia"/>
-        </w:rPr>
-        <w:t>帳號搞定「孕期」到「育兒」，打破市場現有產品的分裂性</w:t>
-      </w:r>
-      <w:r>
-        <w:rPr>
-          <w:rFonts w:ascii="標楷體" w:eastAsia="標楷體" w:hAnsi="標楷體" w:cs="Arial" w:hint="eastAsia"/>
+          <w:rFonts w:ascii="Times New Roman" w:eastAsia="標楷體" w:hAnsi="Times New Roman" w:cs="Arial" w:hint="eastAsia"/>
+        </w:rPr>
+        <w:t>為單位的照護網絡。</w:t>
+      </w:r>
+    </w:p>
+    <w:p>
+      <w:pPr>
+        <w:pStyle w:val="Web"/>
+        <w:spacing w:before="0" w:beforeAutospacing="0" w:after="0" w:afterAutospacing="0"/>
+        <w:ind w:left="480"/>
+        <w:rPr>
+          <w:rFonts w:ascii="Times New Roman" w:eastAsia="標楷體" w:hAnsi="Times New Roman" w:cs="Arial"/>
+        </w:rPr>
+      </w:pPr>
+      <w:r>
+        <w:rPr>
+          <w:rFonts w:ascii="Times New Roman" w:eastAsia="標楷體" w:hAnsi="Times New Roman" w:cs="Arial" w:hint="eastAsia"/>
+        </w:rPr>
+        <w:t>4.Growth AI</w:t>
+      </w:r>
+      <w:r>
+        <w:rPr>
+          <w:rFonts w:ascii="Times New Roman" w:eastAsia="標楷體" w:hAnsi="Times New Roman" w:cs="Arial" w:hint="eastAsia"/>
+        </w:rPr>
+        <w:t>：採用</w:t>
+      </w:r>
+      <w:r>
+        <w:rPr>
+          <w:rFonts w:ascii="Times New Roman" w:eastAsia="標楷體" w:hAnsi="Times New Roman" w:cs="Arial" w:hint="eastAsia"/>
+        </w:rPr>
+        <w:t xml:space="preserve"> RAG</w:t>
+      </w:r>
+      <w:r>
+        <w:rPr>
+          <w:rFonts w:ascii="Times New Roman" w:eastAsia="標楷體" w:hAnsi="Times New Roman" w:cs="Arial" w:hint="eastAsia"/>
+        </w:rPr>
+        <w:t>技術，依據</w:t>
+      </w:r>
+      <w:r>
+        <w:rPr>
+          <w:rFonts w:ascii="Times New Roman" w:eastAsia="標楷體" w:hAnsi="Times New Roman" w:cs="Arial" w:hint="eastAsia"/>
+        </w:rPr>
+        <w:t>資料庫回答</w:t>
+      </w:r>
+      <w:r>
+        <w:rPr>
+          <w:rFonts w:ascii="Times New Roman" w:eastAsia="標楷體" w:hAnsi="Times New Roman" w:cs="Arial" w:hint="eastAsia"/>
+        </w:rPr>
+        <w:t>使用者問</w:t>
+      </w:r>
+      <w:r>
+        <w:rPr>
+          <w:rFonts w:ascii="Times New Roman" w:eastAsia="標楷體" w:hAnsi="Times New Roman" w:cs="Arial" w:hint="eastAsia"/>
+        </w:rPr>
+        <w:t>題</w:t>
+      </w:r>
+      <w:r>
+        <w:rPr>
+          <w:rFonts w:ascii="Times New Roman" w:eastAsia="標楷體" w:hAnsi="Times New Roman" w:cs="Arial" w:hint="eastAsia"/>
         </w:rPr>
         <w:t>。</w:t>
       </w:r>
@@ -801,90 +1022,18 @@
     <w:p>
       <w:pPr>
         <w:pStyle w:val="Web"/>
-        <w:spacing w:before="0" w:beforeAutospacing="0"/>
+        <w:spacing w:before="0" w:beforeAutospacing="0" w:after="0" w:afterAutospacing="0"/>
         <w:ind w:left="480"/>
         <w:rPr>
-          <w:rFonts w:ascii="標楷體" w:eastAsia="標楷體" w:hAnsi="標楷體" w:cs="Arial"/>
-        </w:rPr>
-      </w:pPr>
-      <w:r>
-        <w:rPr>
-          <w:rFonts w:ascii="標楷體" w:eastAsia="標楷體" w:hAnsi="標楷體" w:cs="Arial" w:hint="eastAsia"/>
-        </w:rPr>
-        <w:t>3.</w:t>
-      </w:r>
-      <w:r>
-        <w:rPr>
-          <w:rFonts w:ascii="標楷體" w:eastAsia="標楷體" w:hAnsi="標楷體" w:cs="Arial" w:hint="eastAsia"/>
-        </w:rPr>
-        <w:t>家庭多人協同共享：一人紀錄、全家同步，建立以家庭為單位的照護網絡。</w:t>
-      </w:r>
-    </w:p>
-    <w:p>
-      <w:pPr>
-        <w:pStyle w:val="Web"/>
-        <w:spacing w:before="0" w:beforeAutospacing="0"/>
-        <w:ind w:left="480"/>
-        <w:rPr>
-          <w:rFonts w:ascii="標楷體" w:eastAsia="標楷體" w:hAnsi="標楷體" w:cs="Arial"/>
-        </w:rPr>
-      </w:pPr>
-      <w:r>
-        <w:rPr>
-          <w:rFonts w:ascii="標楷體" w:eastAsia="標楷體" w:hAnsi="標楷體" w:cs="Arial" w:hint="eastAsia"/>
-        </w:rPr>
-        <w:t xml:space="preserve">4.Growth </w:t>
-      </w:r>
-      <w:r>
-        <w:rPr>
-          <w:rFonts w:ascii="標楷體" w:eastAsia="標楷體" w:hAnsi="標楷體" w:cs="Arial" w:hint="eastAsia"/>
-        </w:rPr>
-        <w:t>A</w:t>
-      </w:r>
-      <w:r>
-        <w:rPr>
-          <w:rFonts w:ascii="標楷體" w:eastAsia="標楷體" w:hAnsi="標楷體" w:cs="Arial" w:hint="eastAsia"/>
-        </w:rPr>
-        <w:t>I</w:t>
-      </w:r>
-      <w:r>
-        <w:rPr>
-          <w:rFonts w:ascii="標楷體" w:eastAsia="標楷體" w:hAnsi="標楷體" w:cs="Arial" w:hint="eastAsia"/>
-        </w:rPr>
-        <w:t>：採用 RAG技術，依據使用者</w:t>
-      </w:r>
-      <w:r>
-        <w:rPr>
-          <w:rFonts w:ascii="標楷體" w:eastAsia="標楷體" w:hAnsi="標楷體" w:cs="Arial" w:hint="eastAsia"/>
-        </w:rPr>
-        <w:t>提問回答</w:t>
-      </w:r>
-      <w:r>
-        <w:rPr>
-          <w:rFonts w:ascii="標楷體" w:eastAsia="標楷體" w:hAnsi="標楷體" w:cs="Arial" w:hint="eastAsia"/>
-        </w:rPr>
-        <w:t>。</w:t>
-      </w:r>
-    </w:p>
-    <w:p>
-      <w:pPr>
-        <w:pStyle w:val="Web"/>
-        <w:spacing w:before="0" w:beforeAutospacing="0"/>
-        <w:ind w:left="480"/>
-        <w:rPr>
-          <w:rFonts w:ascii="標楷體" w:eastAsia="標楷體" w:hAnsi="標楷體" w:cs="Arial"/>
-        </w:rPr>
-      </w:pPr>
-    </w:p>
-    <w:p>
-      <w:pPr>
-        <w:pStyle w:val="Web"/>
-        <w:spacing w:before="0" w:beforeAutospacing="0"/>
-        <w:ind w:left="480"/>
-        <w:rPr>
-          <w:rFonts w:ascii="標楷體" w:eastAsia="標楷體" w:hAnsi="標楷體" w:cs="Arial"/>
-        </w:rPr>
-      </w:pPr>
+          <w:rFonts w:ascii="Times New Roman" w:eastAsia="標楷體" w:hAnsi="Times New Roman" w:cs="Arial"/>
+        </w:rPr>
+      </w:pPr>
+      <w:r>
+        <w:rPr>
+          <w:rFonts w:ascii="Times New Roman" w:eastAsia="標楷體" w:hAnsi="Times New Roman" w:cs="Arial"/>
+        </w:rPr>
+        <w:br w:type="page"/>
+      </w:r>
     </w:p>
     <w:p>
       <w:pPr>
@@ -918,89 +1067,167 @@
     <w:p>
       <w:pPr>
         <w:pStyle w:val="Web"/>
-        <w:spacing w:before="0" w:beforeAutospacing="0"/>
+        <w:spacing w:before="0" w:beforeAutospacing="0" w:after="0" w:afterAutospacing="0"/>
         <w:ind w:left="480"/>
         <w:rPr>
-          <w:rFonts w:ascii="標楷體" w:eastAsia="標楷體" w:hAnsi="標楷體" w:cs="Arial"/>
-        </w:rPr>
-      </w:pPr>
-      <w:r>
-        <w:rPr>
-          <w:rFonts w:ascii="標楷體" w:eastAsia="標楷體" w:hAnsi="標楷體" w:cs="Arial" w:hint="eastAsia"/>
+          <w:rFonts w:ascii="Times New Roman" w:eastAsia="標楷體" w:hAnsi="Times New Roman" w:cs="Arial"/>
+        </w:rPr>
+      </w:pPr>
+      <w:r>
+        <w:rPr>
+          <w:rFonts w:ascii="Times New Roman" w:eastAsia="標楷體" w:hAnsi="Times New Roman" w:cs="Arial" w:hint="eastAsia"/>
         </w:rPr>
         <w:t>1.</w:t>
       </w:r>
       <w:r>
         <w:rPr>
-          <w:rFonts w:ascii="標楷體" w:eastAsia="標楷體" w:hAnsi="標楷體" w:cs="Arial"/>
-        </w:rPr>
-        <w:t>前端網頁：HTML、CSS、JavaScript</w:t>
-      </w:r>
-    </w:p>
-    <w:p>
-      <w:pPr>
-        <w:pStyle w:val="Web"/>
-        <w:spacing w:before="0" w:beforeAutospacing="0"/>
+          <w:rFonts w:ascii="Times New Roman" w:eastAsia="標楷體" w:hAnsi="Times New Roman" w:cs="Arial"/>
+        </w:rPr>
+        <w:t>前端網頁：</w:t>
+      </w:r>
+      <w:r>
+        <w:rPr>
+          <w:rFonts w:ascii="Times New Roman" w:eastAsia="標楷體" w:hAnsi="Times New Roman" w:cs="Arial"/>
+        </w:rPr>
+        <w:t>HTML</w:t>
+      </w:r>
+      <w:r>
+        <w:rPr>
+          <w:rFonts w:ascii="Times New Roman" w:eastAsia="標楷體" w:hAnsi="Times New Roman" w:cs="Arial"/>
+        </w:rPr>
+        <w:t>、</w:t>
+      </w:r>
+      <w:r>
+        <w:rPr>
+          <w:rFonts w:ascii="Times New Roman" w:eastAsia="標楷體" w:hAnsi="Times New Roman" w:cs="Arial"/>
+        </w:rPr>
+        <w:t>CSS</w:t>
+      </w:r>
+      <w:r>
+        <w:rPr>
+          <w:rFonts w:ascii="Times New Roman" w:eastAsia="標楷體" w:hAnsi="Times New Roman" w:cs="Arial"/>
+        </w:rPr>
+        <w:t>、</w:t>
+      </w:r>
+      <w:r>
+        <w:rPr>
+          <w:rFonts w:ascii="Times New Roman" w:eastAsia="標楷體" w:hAnsi="Times New Roman" w:cs="Arial"/>
+        </w:rPr>
+        <w:t>JavaScript</w:t>
+      </w:r>
+    </w:p>
+    <w:p>
+      <w:pPr>
+        <w:pStyle w:val="Web"/>
+        <w:spacing w:before="0" w:beforeAutospacing="0" w:after="0" w:afterAutospacing="0"/>
         <w:ind w:left="480"/>
         <w:rPr>
-          <w:rFonts w:ascii="標楷體" w:eastAsia="標楷體" w:hAnsi="標楷體" w:cs="Arial"/>
-        </w:rPr>
-      </w:pPr>
-      <w:r>
-        <w:rPr>
-          <w:rFonts w:ascii="標楷體" w:eastAsia="標楷體" w:hAnsi="標楷體" w:cs="Arial" w:hint="eastAsia"/>
+          <w:rFonts w:ascii="Times New Roman" w:eastAsia="標楷體" w:hAnsi="Times New Roman" w:cs="Arial"/>
+        </w:rPr>
+      </w:pPr>
+      <w:r>
+        <w:rPr>
+          <w:rFonts w:ascii="Times New Roman" w:eastAsia="標楷體" w:hAnsi="Times New Roman" w:cs="Arial" w:hint="eastAsia"/>
         </w:rPr>
         <w:t>2.</w:t>
       </w:r>
       <w:r>
         <w:rPr>
-          <w:rFonts w:ascii="標楷體" w:eastAsia="標楷體" w:hAnsi="標楷體" w:cs="Arial"/>
-        </w:rPr>
-        <w:t>後端架構：Python、Django 框架</w:t>
-      </w:r>
-    </w:p>
-    <w:p>
-      <w:pPr>
-        <w:pStyle w:val="Web"/>
-        <w:spacing w:before="0" w:beforeAutospacing="0"/>
+          <w:rFonts w:ascii="Times New Roman" w:eastAsia="標楷體" w:hAnsi="Times New Roman" w:cs="Arial"/>
+        </w:rPr>
+        <w:t>後端架構：</w:t>
+      </w:r>
+      <w:r>
+        <w:rPr>
+          <w:rFonts w:ascii="Times New Roman" w:eastAsia="標楷體" w:hAnsi="Times New Roman" w:cs="Arial"/>
+        </w:rPr>
+        <w:t>Python</w:t>
+      </w:r>
+      <w:r>
+        <w:rPr>
+          <w:rFonts w:ascii="Times New Roman" w:eastAsia="標楷體" w:hAnsi="Times New Roman" w:cs="Arial"/>
+        </w:rPr>
+        <w:t>、</w:t>
+      </w:r>
+      <w:r>
+        <w:rPr>
+          <w:rFonts w:ascii="Times New Roman" w:eastAsia="標楷體" w:hAnsi="Times New Roman" w:cs="Arial"/>
+        </w:rPr>
+        <w:t xml:space="preserve">Django </w:t>
+      </w:r>
+      <w:r>
+        <w:rPr>
+          <w:rFonts w:ascii="Times New Roman" w:eastAsia="標楷體" w:hAnsi="Times New Roman" w:cs="Arial"/>
+        </w:rPr>
+        <w:t>框架</w:t>
+      </w:r>
+    </w:p>
+    <w:p>
+      <w:pPr>
+        <w:pStyle w:val="Web"/>
+        <w:spacing w:before="0" w:beforeAutospacing="0" w:after="0" w:afterAutospacing="0"/>
         <w:ind w:left="480"/>
         <w:rPr>
-          <w:rFonts w:ascii="標楷體" w:eastAsia="標楷體" w:hAnsi="標楷體" w:cs="Arial"/>
-        </w:rPr>
-      </w:pPr>
-      <w:r>
-        <w:rPr>
-          <w:rFonts w:ascii="標楷體" w:eastAsia="標楷體" w:hAnsi="標楷體" w:cs="Arial" w:hint="eastAsia"/>
+          <w:rFonts w:ascii="Times New Roman" w:eastAsia="標楷體" w:hAnsi="Times New Roman" w:cs="Arial"/>
+        </w:rPr>
+      </w:pPr>
+      <w:r>
+        <w:rPr>
+          <w:rFonts w:ascii="Times New Roman" w:eastAsia="標楷體" w:hAnsi="Times New Roman" w:cs="Arial" w:hint="eastAsia"/>
         </w:rPr>
         <w:t>3.</w:t>
       </w:r>
       <w:r>
         <w:rPr>
-          <w:rFonts w:ascii="標楷體" w:eastAsia="標楷體" w:hAnsi="標楷體" w:cs="Arial"/>
-        </w:rPr>
-        <w:t>流程控管：n8n 自動化工作流平台</w:t>
-      </w:r>
-      <w:r>
-        <w:rPr>
-          <w:rFonts w:ascii="標楷體" w:eastAsia="標楷體" w:hAnsi="標楷體" w:cs="Arial" w:hint="eastAsia"/>
+          <w:rFonts w:ascii="Times New Roman" w:eastAsia="標楷體" w:hAnsi="Times New Roman" w:cs="Arial"/>
+        </w:rPr>
+        <w:t>流程控管：</w:t>
+      </w:r>
+      <w:r>
+        <w:rPr>
+          <w:rFonts w:ascii="Times New Roman" w:eastAsia="標楷體" w:hAnsi="Times New Roman" w:cs="Arial" w:hint="eastAsia"/>
+        </w:rPr>
+        <w:t>N8N</w:t>
+      </w:r>
+      <w:r>
+        <w:rPr>
+          <w:rFonts w:ascii="Times New Roman" w:eastAsia="標楷體" w:hAnsi="Times New Roman" w:cs="Arial"/>
+        </w:rPr>
+        <w:t xml:space="preserve"> </w:t>
+      </w:r>
+      <w:r>
+        <w:rPr>
+          <w:rFonts w:ascii="Times New Roman" w:eastAsia="標楷體" w:hAnsi="Times New Roman" w:cs="Arial"/>
+        </w:rPr>
+        <w:t>自動化工作流平台</w:t>
+      </w:r>
+      <w:r>
+        <w:rPr>
+          <w:rFonts w:ascii="Times New Roman" w:eastAsia="標楷體" w:hAnsi="Times New Roman" w:cs="Arial" w:hint="eastAsia"/>
         </w:rPr>
         <w:t>、</w:t>
       </w:r>
       <w:r>
         <w:rPr>
-          <w:rFonts w:ascii="標楷體" w:eastAsia="標楷體" w:hAnsi="標楷體" w:cs="Arial" w:hint="eastAsia"/>
+          <w:rFonts w:ascii="Times New Roman" w:eastAsia="標楷體" w:hAnsi="Times New Roman" w:cs="Arial" w:hint="eastAsia"/>
+        </w:rPr>
+        <w:t>第</w:t>
+      </w:r>
+      <w:r>
+        <w:rPr>
+          <w:rFonts w:ascii="Times New Roman" w:eastAsia="標楷體" w:hAnsi="Times New Roman" w:cs="Arial" w:hint="eastAsia"/>
         </w:rPr>
         <w:t>三方</w:t>
       </w:r>
       <w:r>
         <w:rPr>
-          <w:rFonts w:ascii="標楷體" w:eastAsia="標楷體" w:hAnsi="標楷體" w:cs="Arial"/>
+          <w:rFonts w:ascii="Times New Roman" w:eastAsia="標楷體" w:hAnsi="Times New Roman" w:cs="Arial"/>
         </w:rPr>
         <w:t>API</w:t>
       </w:r>
       <w:r>
         <w:rPr>
-          <w:rFonts w:ascii="標楷體" w:eastAsia="標楷體" w:hAnsi="標楷體" w:cs="Arial" w:hint="eastAsia"/>
+          <w:rFonts w:ascii="Times New Roman" w:eastAsia="標楷體" w:hAnsi="Times New Roman" w:cs="Arial" w:hint="eastAsia"/>
         </w:rPr>
         <w:t>串接</w:t>
       </w:r>
@@ -1008,72 +1235,93 @@
     <w:p>
       <w:pPr>
         <w:pStyle w:val="Web"/>
-        <w:spacing w:before="0" w:beforeAutospacing="0"/>
+        <w:spacing w:before="0" w:beforeAutospacing="0" w:after="0" w:afterAutospacing="0"/>
         <w:ind w:left="480"/>
         <w:rPr>
-          <w:rFonts w:ascii="標楷體" w:eastAsia="標楷體" w:hAnsi="標楷體" w:cs="Arial" w:hint="eastAsia"/>
-        </w:rPr>
-      </w:pPr>
-      <w:r>
-        <w:rPr>
-          <w:rFonts w:ascii="標楷體" w:eastAsia="標楷體" w:hAnsi="標楷體" w:cs="Arial" w:hint="eastAsia"/>
+          <w:rFonts w:ascii="Times New Roman" w:eastAsia="標楷體" w:hAnsi="Times New Roman" w:cs="Arial"/>
+        </w:rPr>
+      </w:pPr>
+      <w:r>
+        <w:rPr>
+          <w:rFonts w:ascii="Times New Roman" w:eastAsia="標楷體" w:hAnsi="Times New Roman" w:cs="Arial" w:hint="eastAsia"/>
         </w:rPr>
         <w:t>4.</w:t>
       </w:r>
       <w:r>
         <w:rPr>
-          <w:rFonts w:ascii="標楷體" w:eastAsia="標楷體" w:hAnsi="標楷體" w:cs="Arial"/>
+          <w:rFonts w:ascii="Times New Roman" w:eastAsia="標楷體" w:hAnsi="Times New Roman" w:cs="Arial"/>
         </w:rPr>
         <w:t>資料庫：</w:t>
       </w:r>
       <w:proofErr w:type="spellStart"/>
       <w:r>
         <w:rPr>
-          <w:rFonts w:ascii="標楷體" w:eastAsia="標楷體" w:hAnsi="標楷體" w:cs="Arial"/>
+          <w:rFonts w:ascii="Times New Roman" w:eastAsia="標楷體" w:hAnsi="Times New Roman" w:cs="Arial"/>
         </w:rPr>
         <w:t>Supabase</w:t>
       </w:r>
       <w:proofErr w:type="spellEnd"/>
-      <w:r>
-        <w:rPr>
-          <w:rFonts w:ascii="標楷體" w:eastAsia="標楷體" w:hAnsi="標楷體" w:cs="Arial" w:hint="eastAsia"/>
+    </w:p>
+    <w:p>
+      <w:pPr>
+        <w:pStyle w:val="Web"/>
+        <w:spacing w:before="0" w:beforeAutospacing="0" w:after="0" w:afterAutospacing="0"/>
+        <w:ind w:left="480"/>
+        <w:rPr>
+          <w:rFonts w:ascii="Times New Roman" w:eastAsia="標楷體" w:hAnsi="Times New Roman" w:cs="Arial"/>
+        </w:rPr>
+      </w:pPr>
+      <w:r>
+        <w:rPr>
+          <w:rFonts w:ascii="Times New Roman" w:eastAsia="標楷體" w:hAnsi="Times New Roman" w:cs="Arial" w:hint="eastAsia"/>
+        </w:rPr>
+        <w:t>5.</w:t>
+      </w:r>
+      <w:r>
+        <w:rPr>
+          <w:rFonts w:ascii="Times New Roman" w:eastAsia="標楷體" w:hAnsi="Times New Roman" w:cs="Arial"/>
+        </w:rPr>
+        <w:t>專案管理：</w:t>
+      </w:r>
+      <w:r>
+        <w:rPr>
+          <w:rFonts w:ascii="Times New Roman" w:eastAsia="標楷體" w:hAnsi="Times New Roman" w:cs="Arial"/>
+        </w:rPr>
+        <w:t>GitHub</w:t>
+      </w:r>
+      <w:r>
+        <w:rPr>
+          <w:rFonts w:ascii="Times New Roman" w:eastAsia="標楷體" w:hAnsi="Times New Roman" w:cs="Arial"/>
         </w:rPr>
         <w:t>、</w:t>
       </w:r>
       <w:r>
         <w:rPr>
-          <w:rFonts w:ascii="標楷體" w:eastAsia="標楷體" w:hAnsi="標楷體" w:cs="Arial"/>
-        </w:rPr>
-        <w:t>Excel</w:t>
-      </w:r>
-    </w:p>
-    <w:p>
-      <w:pPr>
-        <w:pStyle w:val="Web"/>
-        <w:spacing w:before="0" w:beforeAutospacing="0"/>
-        <w:ind w:left="480"/>
-        <w:rPr>
-          <w:rFonts w:ascii="標楷體" w:eastAsia="標楷體" w:hAnsi="標楷體" w:cs="Arial"/>
-        </w:rPr>
-      </w:pPr>
-      <w:r>
-        <w:rPr>
-          <w:rFonts w:ascii="標楷體" w:eastAsia="標楷體" w:hAnsi="標楷體" w:cs="Arial" w:hint="eastAsia"/>
-        </w:rPr>
-        <w:t>5.</w:t>
-      </w:r>
-      <w:r>
-        <w:rPr>
-          <w:rFonts w:ascii="標楷體" w:eastAsia="標楷體" w:hAnsi="標楷體" w:cs="Arial"/>
-        </w:rPr>
-        <w:t>專案管理：GitHub、Fork</w:t>
-      </w:r>
-      <w:r>
-        <w:rPr>
-          <w:rFonts w:ascii="標楷體" w:eastAsia="標楷體" w:hAnsi="標楷體" w:cs="Arial" w:hint="eastAsia"/>
-        </w:rPr>
-        <w:t>、Notion</w:t>
-      </w:r>
+          <w:rFonts w:ascii="Times New Roman" w:eastAsia="標楷體" w:hAnsi="Times New Roman" w:cs="Arial"/>
+        </w:rPr>
+        <w:t>Fork</w:t>
+      </w:r>
+      <w:r>
+        <w:rPr>
+          <w:rFonts w:ascii="Times New Roman" w:eastAsia="標楷體" w:hAnsi="Times New Roman" w:cs="Arial" w:hint="eastAsia"/>
+        </w:rPr>
+        <w:t>、</w:t>
+      </w:r>
+      <w:r>
+        <w:rPr>
+          <w:rFonts w:ascii="Times New Roman" w:eastAsia="標楷體" w:hAnsi="Times New Roman" w:cs="Arial" w:hint="eastAsia"/>
+        </w:rPr>
+        <w:t>Notion</w:t>
+      </w:r>
+    </w:p>
+    <w:p>
+      <w:pPr>
+        <w:pStyle w:val="Web"/>
+        <w:spacing w:before="0" w:beforeAutospacing="0" w:after="0" w:afterAutospacing="0"/>
+        <w:rPr>
+          <w:rFonts w:ascii="Times New Roman" w:eastAsia="標楷體" w:hAnsi="Times New Roman" w:cs="Arial"/>
+        </w:rPr>
+      </w:pPr>
     </w:p>
     <w:p>
       <w:pPr>
@@ -1106,40 +1354,146 @@
     <w:p>
       <w:pPr>
         <w:pStyle w:val="Web"/>
-        <w:spacing w:before="0" w:beforeAutospacing="0"/>
+        <w:spacing w:before="0" w:beforeAutospacing="0" w:after="0" w:afterAutospacing="0"/>
         <w:ind w:left="480"/>
         <w:rPr>
-          <w:rFonts w:ascii="標楷體" w:eastAsia="標楷體" w:hAnsi="標楷體" w:cs="Arial"/>
-        </w:rPr>
-      </w:pPr>
-      <w:r>
-        <w:rPr>
-          <w:rFonts w:ascii="標楷體" w:eastAsia="標楷體" w:hAnsi="標楷體" w:cs="Arial"/>
-        </w:rPr>
-        <w:t>使用者端：支援 iOS 或 Android 系統之智慧型手機或平板，需安裝 LINE 應用程式，並透過內建瀏覽器開啟網頁。</w:t>
-      </w:r>
-    </w:p>
-    <w:p>
-      <w:pPr>
-        <w:pStyle w:val="Web"/>
-        <w:spacing w:before="0" w:beforeAutospacing="0"/>
+          <w:rFonts w:ascii="Times New Roman" w:eastAsia="標楷體" w:hAnsi="Times New Roman" w:cs="Arial"/>
+        </w:rPr>
+      </w:pPr>
+      <w:r>
+        <w:rPr>
+          <w:rFonts w:ascii="Times New Roman" w:eastAsia="標楷體" w:hAnsi="Times New Roman" w:cs="Arial"/>
+        </w:rPr>
+        <w:t>使用者端：支援</w:t>
+      </w:r>
+      <w:r>
+        <w:rPr>
+          <w:rFonts w:ascii="Times New Roman" w:eastAsia="標楷體" w:hAnsi="Times New Roman" w:cs="Arial"/>
+        </w:rPr>
+        <w:t xml:space="preserve"> iOS </w:t>
+      </w:r>
+      <w:r>
+        <w:rPr>
+          <w:rFonts w:ascii="Times New Roman" w:eastAsia="標楷體" w:hAnsi="Times New Roman" w:cs="Arial"/>
+        </w:rPr>
+        <w:t>或</w:t>
+      </w:r>
+      <w:r>
+        <w:rPr>
+          <w:rFonts w:ascii="Times New Roman" w:eastAsia="標楷體" w:hAnsi="Times New Roman" w:cs="Arial"/>
+        </w:rPr>
+        <w:t xml:space="preserve"> Android </w:t>
+      </w:r>
+      <w:r>
+        <w:rPr>
+          <w:rFonts w:ascii="Times New Roman" w:eastAsia="標楷體" w:hAnsi="Times New Roman" w:cs="Arial"/>
+        </w:rPr>
+        <w:t>系統之智慧型手機或平板，需安裝</w:t>
+      </w:r>
+      <w:r>
+        <w:rPr>
+          <w:rFonts w:ascii="Times New Roman" w:eastAsia="標楷體" w:hAnsi="Times New Roman" w:cs="Arial"/>
+        </w:rPr>
+        <w:t xml:space="preserve"> LINE </w:t>
+      </w:r>
+      <w:r>
+        <w:rPr>
+          <w:rFonts w:ascii="Times New Roman" w:eastAsia="標楷體" w:hAnsi="Times New Roman" w:cs="Arial"/>
+        </w:rPr>
+        <w:t>應用程式，並透過內建瀏覽器開啟網頁。</w:t>
+      </w:r>
+    </w:p>
+    <w:p>
+      <w:pPr>
+        <w:pStyle w:val="Web"/>
+        <w:spacing w:before="0" w:beforeAutospacing="0" w:after="0" w:afterAutospacing="0"/>
         <w:ind w:left="480"/>
         <w:rPr>
-          <w:rFonts w:ascii="標楷體" w:eastAsia="標楷體" w:hAnsi="標楷體" w:cs="Arial"/>
-        </w:rPr>
-      </w:pPr>
-      <w:r>
-        <w:rPr>
-          <w:rFonts w:ascii="標楷體" w:eastAsia="標楷體" w:hAnsi="標楷體" w:cs="Arial"/>
-        </w:rPr>
-        <w:t>維護與開發端：Windows 10/11 運作環境，Django 核心及 n8n 需具備穩定網際網路連線以調用第三方 AI 服務與雲端資料庫</w:t>
-      </w:r>
-      <w:r>
-        <w:rPr>
-          <w:rFonts w:ascii="標楷體" w:eastAsia="標楷體" w:hAnsi="標楷體" w:cs="Arial" w:hint="eastAsia"/>
+          <w:rFonts w:ascii="Times New Roman" w:eastAsia="標楷體" w:hAnsi="Times New Roman" w:cs="Arial"/>
+        </w:rPr>
+      </w:pPr>
+      <w:r>
+        <w:rPr>
+          <w:rFonts w:ascii="Times New Roman" w:eastAsia="標楷體" w:hAnsi="Times New Roman" w:cs="Arial"/>
+        </w:rPr>
+        <w:t>維護與開發端：</w:t>
+      </w:r>
+      <w:r>
+        <w:rPr>
+          <w:rFonts w:ascii="Times New Roman" w:eastAsia="標楷體" w:hAnsi="Times New Roman" w:cs="Arial"/>
+        </w:rPr>
+        <w:t xml:space="preserve">Windows 10/11 </w:t>
+      </w:r>
+      <w:r>
+        <w:rPr>
+          <w:rFonts w:ascii="Times New Roman" w:eastAsia="標楷體" w:hAnsi="Times New Roman" w:cs="Arial"/>
+        </w:rPr>
+        <w:t>運作環境，</w:t>
+      </w:r>
+      <w:r>
+        <w:rPr>
+          <w:rFonts w:ascii="Times New Roman" w:eastAsia="標楷體" w:hAnsi="Times New Roman" w:cs="Arial"/>
+        </w:rPr>
+        <w:t xml:space="preserve">Django </w:t>
+      </w:r>
+      <w:r>
+        <w:rPr>
+          <w:rFonts w:ascii="Times New Roman" w:eastAsia="標楷體" w:hAnsi="Times New Roman" w:cs="Arial"/>
+        </w:rPr>
+        <w:t>核心及</w:t>
+      </w:r>
+      <w:r>
+        <w:rPr>
+          <w:rFonts w:ascii="Times New Roman" w:eastAsia="標楷體" w:hAnsi="Times New Roman" w:cs="Arial"/>
+        </w:rPr>
+        <w:t xml:space="preserve"> </w:t>
+      </w:r>
+      <w:r>
+        <w:rPr>
+          <w:rFonts w:ascii="Times New Roman" w:eastAsia="標楷體" w:hAnsi="Times New Roman" w:cs="Arial"/>
+        </w:rPr>
+        <w:t>N8N</w:t>
+      </w:r>
+      <w:r>
+        <w:rPr>
+          <w:rFonts w:ascii="Times New Roman" w:eastAsia="標楷體" w:hAnsi="Times New Roman" w:cs="Arial"/>
+        </w:rPr>
+        <w:t xml:space="preserve"> </w:t>
+      </w:r>
+      <w:r>
+        <w:rPr>
+          <w:rFonts w:ascii="Times New Roman" w:eastAsia="標楷體" w:hAnsi="Times New Roman" w:cs="Arial"/>
+        </w:rPr>
+        <w:t>需具備穩定網際網路連線以調用第三方</w:t>
+      </w:r>
+      <w:r>
+        <w:rPr>
+          <w:rFonts w:ascii="Times New Roman" w:eastAsia="標楷體" w:hAnsi="Times New Roman" w:cs="Arial"/>
+        </w:rPr>
+        <w:t xml:space="preserve"> AI </w:t>
+      </w:r>
+      <w:r>
+        <w:rPr>
+          <w:rFonts w:ascii="Times New Roman" w:eastAsia="標楷體" w:hAnsi="Times New Roman" w:cs="Arial"/>
+        </w:rPr>
+        <w:t>服務與雲端資料庫</w:t>
+      </w:r>
+      <w:r>
+        <w:rPr>
+          <w:rFonts w:ascii="Times New Roman" w:eastAsia="標楷體" w:hAnsi="Times New Roman" w:cs="Arial" w:hint="eastAsia"/>
         </w:rPr>
         <w:t>。</w:t>
       </w:r>
+    </w:p>
+    <w:p>
+      <w:pPr>
+        <w:pStyle w:val="Web"/>
+        <w:spacing w:before="0" w:beforeAutospacing="0" w:after="0" w:afterAutospacing="0"/>
+        <w:ind w:left="480"/>
+        <w:rPr>
+          <w:rFonts w:ascii="Times New Roman" w:eastAsia="標楷體" w:hAnsi="Times New Roman" w:cs="Arial"/>
+        </w:rPr>
+      </w:pPr>
     </w:p>
     <w:p>
       <w:pPr>
@@ -1172,90 +1526,110 @@
     <w:p>
       <w:pPr>
         <w:pStyle w:val="Web"/>
+        <w:spacing w:before="0" w:beforeAutospacing="0" w:after="0" w:afterAutospacing="0"/>
+        <w:ind w:left="480" w:firstLine="480"/>
+        <w:rPr>
+          <w:rFonts w:ascii="Times New Roman" w:eastAsia="標楷體" w:hAnsi="Times New Roman" w:cs="Arial"/>
+        </w:rPr>
+      </w:pPr>
+      <w:proofErr w:type="spellStart"/>
+      <w:r>
+        <w:rPr>
+          <w:rFonts w:ascii="Times New Roman" w:eastAsia="標楷體" w:hAnsi="Times New Roman" w:cs="Arial"/>
+        </w:rPr>
+        <w:t>CoLoGrowth</w:t>
+      </w:r>
+      <w:proofErr w:type="spellEnd"/>
+      <w:r>
+        <w:rPr>
+          <w:rFonts w:ascii="Times New Roman" w:eastAsia="標楷體" w:hAnsi="Times New Roman" w:cs="Arial" w:hint="eastAsia"/>
+        </w:rPr>
+        <w:t>是一</w:t>
+      </w:r>
+      <w:r>
+        <w:rPr>
+          <w:rFonts w:ascii="Times New Roman" w:eastAsia="標楷體" w:hAnsi="Times New Roman" w:cs="Arial"/>
+        </w:rPr>
+        <w:t>款陪伴成長紀錄工具，不僅是紀錄嬰兒的成長過程，更能一同紀錄</w:t>
+      </w:r>
+      <w:r>
+        <w:rPr>
+          <w:rFonts w:ascii="Times New Roman" w:eastAsia="標楷體" w:hAnsi="Times New Roman" w:cs="Arial" w:hint="eastAsia"/>
+        </w:rPr>
+        <w:t>媽媽日記</w:t>
+      </w:r>
+      <w:r>
+        <w:rPr>
+          <w:rFonts w:ascii="Times New Roman" w:eastAsia="標楷體" w:hAnsi="Times New Roman" w:cs="Arial"/>
+        </w:rPr>
+        <w:t>。核心理念是以科技降低新手父母在育兒過程中的不確定與焦慮，並透過日常且高頻率的使用情境，讓陪伴自然融入每一個家庭的生活之中。</w:t>
+      </w:r>
+    </w:p>
+    <w:p>
+      <w:pPr>
+        <w:pStyle w:val="Web"/>
+        <w:spacing w:before="0" w:beforeAutospacing="0" w:after="0" w:afterAutospacing="0"/>
+        <w:ind w:left="480" w:firstLine="480"/>
+        <w:rPr>
+          <w:rFonts w:ascii="Times New Roman" w:eastAsia="標楷體" w:hAnsi="Times New Roman" w:cs="Arial"/>
+        </w:rPr>
+      </w:pPr>
+      <w:r>
+        <w:rPr>
+          <w:rFonts w:ascii="Times New Roman" w:eastAsia="標楷體" w:hAnsi="Times New Roman" w:cs="Arial" w:hint="eastAsia"/>
+        </w:rPr>
+        <w:t>我們預期未來與婦產科或兒科醫療專家合作以提升醫學公信力、加強個資與隱私防護。並在使用者黏著度成熟後，進一步發展</w:t>
+      </w:r>
+      <w:r>
+        <w:rPr>
+          <w:rFonts w:ascii="Times New Roman" w:eastAsia="標楷體" w:hAnsi="Times New Roman" w:cs="Arial" w:hint="eastAsia"/>
+        </w:rPr>
+        <w:t xml:space="preserve"> AI </w:t>
+      </w:r>
+      <w:r>
+        <w:rPr>
+          <w:rFonts w:ascii="Times New Roman" w:eastAsia="標楷體" w:hAnsi="Times New Roman" w:cs="Arial" w:hint="eastAsia"/>
+        </w:rPr>
+        <w:t>進階問答或精</w:t>
+      </w:r>
+      <w:proofErr w:type="gramStart"/>
+      <w:r>
+        <w:rPr>
+          <w:rFonts w:ascii="Times New Roman" w:eastAsia="標楷體" w:hAnsi="Times New Roman" w:cs="Arial" w:hint="eastAsia"/>
+        </w:rPr>
+        <w:t>準</w:t>
+      </w:r>
+      <w:proofErr w:type="gramEnd"/>
+      <w:r>
+        <w:rPr>
+          <w:rFonts w:ascii="Times New Roman" w:eastAsia="標楷體" w:hAnsi="Times New Roman" w:cs="Arial" w:hint="eastAsia"/>
+        </w:rPr>
+        <w:t>母嬰</w:t>
+      </w:r>
+      <w:proofErr w:type="gramStart"/>
+      <w:r>
+        <w:rPr>
+          <w:rFonts w:ascii="Times New Roman" w:eastAsia="標楷體" w:hAnsi="Times New Roman" w:cs="Arial" w:hint="eastAsia"/>
+        </w:rPr>
+        <w:t>商品導購等</w:t>
+      </w:r>
+      <w:proofErr w:type="gramEnd"/>
+      <w:r>
+        <w:rPr>
+          <w:rFonts w:ascii="Times New Roman" w:eastAsia="標楷體" w:hAnsi="Times New Roman" w:cs="Arial" w:hint="eastAsia"/>
+        </w:rPr>
+        <w:t>商業模式。</w:t>
+      </w:r>
+    </w:p>
+    <w:p>
+      <w:pPr>
+        <w:pStyle w:val="Web"/>
         <w:spacing w:before="0" w:beforeAutospacing="0"/>
         <w:ind w:left="480" w:firstLine="480"/>
         <w:rPr>
           <w:rFonts w:ascii="標楷體" w:eastAsia="標楷體" w:hAnsi="標楷體" w:cs="Arial"/>
         </w:rPr>
       </w:pPr>
-      <w:proofErr w:type="spellStart"/>
-      <w:r>
-        <w:rPr>
-          <w:rFonts w:ascii="標楷體" w:eastAsia="標楷體" w:hAnsi="標楷體" w:cs="Arial"/>
-        </w:rPr>
-        <w:t>CoLoGrowth</w:t>
-      </w:r>
-      <w:proofErr w:type="spellEnd"/>
-      <w:r>
-        <w:rPr>
-          <w:rFonts w:ascii="標楷體" w:eastAsia="標楷體" w:hAnsi="標楷體" w:cs="Arial" w:hint="eastAsia"/>
-        </w:rPr>
-        <w:t>是一</w:t>
-      </w:r>
-      <w:r>
-        <w:rPr>
-          <w:rFonts w:ascii="標楷體" w:eastAsia="標楷體" w:hAnsi="標楷體" w:cs="Arial"/>
-        </w:rPr>
-        <w:t>款陪伴成長紀錄工具，不僅是紀錄嬰兒的成長過程，更能一同紀錄母親在</w:t>
-      </w:r>
-      <w:proofErr w:type="gramStart"/>
-      <w:r>
-        <w:rPr>
-          <w:rFonts w:ascii="標楷體" w:eastAsia="標楷體" w:hAnsi="標楷體" w:cs="Arial"/>
-        </w:rPr>
-        <w:t>孕期間的各種</w:t>
-      </w:r>
-      <w:proofErr w:type="gramEnd"/>
-      <w:r>
-        <w:rPr>
-          <w:rFonts w:ascii="標楷體" w:eastAsia="標楷體" w:hAnsi="標楷體" w:cs="Arial"/>
-        </w:rPr>
-        <w:t>情緒。核心理念，是以科技降低新手父母在育兒過程中的不確定與焦慮，並透過日常且高頻率的使用情境，讓陪伴自然融入每一個家庭的生活之中。</w:t>
-      </w:r>
-    </w:p>
-    <w:p>
-      <w:pPr>
-        <w:pStyle w:val="Web"/>
-        <w:spacing w:before="0" w:beforeAutospacing="0"/>
-        <w:ind w:left="480" w:firstLine="480"/>
-        <w:rPr>
-          <w:rFonts w:ascii="標楷體" w:eastAsia="標楷體" w:hAnsi="標楷體" w:cs="Arial"/>
-        </w:rPr>
-      </w:pPr>
-      <w:r>
-        <w:rPr>
-          <w:rFonts w:ascii="標楷體" w:eastAsia="標楷體" w:hAnsi="標楷體" w:cs="Arial" w:hint="eastAsia"/>
-        </w:rPr>
-        <w:t>我們預期未來與婦產科或兒科醫療專家合作以提升醫學公信力；加強個資與隱私防護；並在使用者黏著度成熟後，發展 AI 進階問答訂閱制或精</w:t>
-      </w:r>
-      <w:proofErr w:type="gramStart"/>
-      <w:r>
-        <w:rPr>
-          <w:rFonts w:ascii="標楷體" w:eastAsia="標楷體" w:hAnsi="標楷體" w:cs="Arial" w:hint="eastAsia"/>
-        </w:rPr>
-        <w:t>準</w:t>
-      </w:r>
-      <w:proofErr w:type="gramEnd"/>
-      <w:r>
-        <w:rPr>
-          <w:rFonts w:ascii="標楷體" w:eastAsia="標楷體" w:hAnsi="標楷體" w:cs="Arial" w:hint="eastAsia"/>
-        </w:rPr>
-        <w:t>母嬰</w:t>
-      </w:r>
-      <w:proofErr w:type="gramStart"/>
-      <w:r>
-        <w:rPr>
-          <w:rFonts w:ascii="標楷體" w:eastAsia="標楷體" w:hAnsi="標楷體" w:cs="Arial" w:hint="eastAsia"/>
-        </w:rPr>
-        <w:t>商品導購等</w:t>
-      </w:r>
-      <w:proofErr w:type="gramEnd"/>
-      <w:r>
-        <w:rPr>
-          <w:rFonts w:ascii="標楷體" w:eastAsia="標楷體" w:hAnsi="標楷體" w:cs="Arial" w:hint="eastAsia"/>
-        </w:rPr>
-        <w:t>商業模式。</w:t>
-      </w:r>
     </w:p>
     <w:sectPr>
       <w:footerReference w:type="default" r:id="rId7"/>
@@ -1329,7 +1703,7 @@
       <w:rPr>
         <w:rFonts w:hint="eastAsia"/>
       </w:rPr>
-      <w:t>1</w:t>
+      <w:t>2</w:t>
     </w:r>
     <w:r>
       <w:rPr>
